--- a/docs/1 - מסמך אפיון מוצר - ARI.docx
+++ b/docs/1 - מסמך אפיון מוצר - ARI.docx
@@ -52,7 +52,7 @@
           <w:rFonts w:ascii="Arial" w:cs="Arial" w:eastAsia="Arial" w:hAnsi="Arial"/>
           <w:rtl/>
         </w:rPr>
-        <w:t xml:space="preserve">תרגיל סיום — Internet Technologies | RUNI CS 2026 עודכן: 19 באוגוסט 2026 · האפליקציה: https://ari-coach.vercel.app</w:t>
+        <w:t xml:space="preserve">תרגיל סיום — Internet Technologies | RUNI CS 2026 עודכן: 25 באוגוסט 2026 · האפליקציה: https://ari-coach.vercel.app</w:t>
       </w:r>
     </w:p>
     <w:p>
@@ -1078,7 +1078,7 @@
           <w:rFonts w:ascii="Arial" w:cs="Arial" w:eastAsia="Arial" w:hAnsi="Arial"/>
           <w:rtl/>
         </w:rPr>
-        <w:t xml:space="preserve"> לכל ריצה מיובאים גם המקטעים הגולמיים (דופק, קצב, גובה, קדנס) ומהם נגזרים: צורת הקצב, השיאים האישיים בכל מרחק, וסחיפת הדופק — כמה הדופק עלה בעוד הקצב נשמר, שהוא סימן לעייפות או התייבשות.</w:t>
+        <w:t xml:space="preserve"> לכל ריצה מיובאים גם המקטעים הגולמיים (דופק, קצב, גובה, קדנס) ומהם נגזרים: צורת הקצב, השיאים האישיים בכל מרחק, וסחיפת הדופק — כמה הדופק עלה בעוד הקצב נשמר, שהוא סימן לעייפות או התייבשות. אתלט יכול גם להשוות עד שלוש ריצות שלו זו לזו: ההשוואה מיישרת אותן לפי אחוז ההתקדמות בריצה ולא לפי זמן או מרחק, כדי שריצות באורך שונה יהיו ברות-השוואה, ומכריעה לפי יעילות — דופק חלקי מהירות — ולא לפי קצב בלבד.</w:t>
       </w:r>
     </w:p>
     <w:p>
@@ -1124,7 +1124,7 @@
           <w:rFonts w:ascii="Arial" w:cs="Arial" w:eastAsia="Arial" w:hAnsi="Arial"/>
           <w:rtl/>
         </w:rPr>
-        <w:t xml:space="preserve"> הגדרת מרוץ יעד, ובניית תוכנית עד יום המרוץ — </w:t>
+        <w:t xml:space="preserve"> הגדרת מרוץ יעד, ובניית תוכנית עד יום המרוץ, מתוך עמוד התוכנית עצמו ולא ממסך ההגדרות — </w:t>
       </w:r>
       <w:r>
         <w:rPr>
@@ -1179,6 +1179,29 @@
           <w:bCs/>
           <w:rtl/>
         </w:rPr>
+        <w:t xml:space="preserve">שאילת שאלות על הנתונים.</w:t>
+      </w:r>
+      <w:r>
+        <w:rPr>
+          <w:rFonts w:ascii="Arial" w:cs="Arial" w:eastAsia="Arial" w:hAnsi="Arial"/>
+          <w:rtl/>
+        </w:rPr>
+        <w:t xml:space="preserve"> פאנל Ask ARI עונה על עשר שאלות מהנתונים של הרץ עצמו — כמה השתפרתי החודש, האם אני מעמיס מהר מדי, האם עמדתי בתוכנית, כמה מהאימון שלי קל, האם סחיפת הדופק משתפרת. הרץ בוחר שאלה מרשימה ולא מקליד טקסט חופשי: תיבת החיפוש מסננת את השאלות הקיימות, כך שכל מה שמוצג על המסך אכן נענה. כל תשובה מגיעה מפונקציה טהורה עם בדיקה מאחוריה, ושאלה שאין לה מספיק נתונים אומרת זאת במקום להחזיר מספר.</w:t>
+      </w:r>
+    </w:p>
+    <w:p>
+      <w:pPr>
+        <w:bidi/>
+        <w:spacing w:after="140" w:line="300"/>
+        <w:jc w:val="right"/>
+      </w:pPr>
+      <w:r>
+        <w:rPr>
+          <w:rFonts w:ascii="Arial" w:cs="Arial" w:eastAsia="Arial" w:hAnsi="Arial"/>
+          <w:b/>
+          <w:bCs/>
+          <w:rtl/>
+        </w:rPr>
         <w:t xml:space="preserve">מרחב עבודה למאמן.</w:t>
       </w:r>
       <w:r>
@@ -1186,7 +1209,7 @@
           <w:rFonts w:ascii="Arial" w:cs="Arial" w:eastAsia="Arial" w:hAnsi="Arial"/>
           <w:rtl/>
         </w:rPr>
-        <w:t xml:space="preserve"> יומן בתצוגת שנה / חודש / שבוע, מחזורי הכנה לפי מרוץ יעד, רוסטר עם סינון, כרטיס מתאמן עם עריכת אימון, תזכורות פרטיות, והעדפות.</w:t>
+        <w:t xml:space="preserve"> יומן בתצוגת שנה / חודש / שבוע, מחזורי הכנה לפי מרוץ יעד — כל מחזור שורה אחת שנפתחת בלחיצה, רוסטר עם סינון, כרטיס מתאמן עם עריכת אימון, תבניות אימון שמראות כמה מתאמנים נמצאים בכל שבוע של התוכנית, תזכורות פרטיות, והעדפות. אימון שכבר עבר נפתח לקריאה — תוכנן מול בוצע — ואינו ניתן לעריכה, בממשק ובשרת כאחד: שבוע שחלף הוא רישום ולא תוכנית.</w:t>
       </w:r>
     </w:p>
     <w:p>
@@ -1209,7 +1232,7 @@
           <w:rFonts w:ascii="Arial" w:cs="Arial" w:eastAsia="Arial" w:hAnsi="Arial"/>
           <w:rtl/>
         </w:rPr>
-        <w:t xml:space="preserve"> כל ציון מוכנות ניתן לפתיחה — מה נמדד, כמה זה שקל, ומה זה אומר.</w:t>
+        <w:t xml:space="preserve"> כל ציון מוכנות ניתן לפתיחה — מה נמדד, כמה זה שקל, ומה זה אומר. ובנוסף, דף ייעודי בהגדרות מציג את תשעת המדדים שהמוצר מחשב, כל אחד עם משפט בשפה פשוטה, טווחי קריאה, הנוסחה עצמה, המקור המדעי — ושדה שאומר במפורש מה המדד הזה *אינו* יכול להגיד לך.</w:t>
       </w:r>
     </w:p>
     <w:p>
@@ -2393,6 +2416,29 @@
     </w:p>
     <w:p>
       <w:pPr>
+        <w:bidi/>
+        <w:spacing w:after="140" w:line="300"/>
+        <w:jc w:val="right"/>
+      </w:pPr>
+      <w:r>
+        <w:rPr>
+          <w:rFonts w:ascii="Arial" w:cs="Arial" w:eastAsia="Arial" w:hAnsi="Arial"/>
+          <w:b/>
+          <w:bCs/>
+          <w:rtl/>
+        </w:rPr>
+        <w:t xml:space="preserve">ומה כן נבנה במקומה.</w:t>
+      </w:r>
+      <w:r>
+        <w:rPr>
+          <w:rFonts w:ascii="Arial" w:cs="Arial" w:eastAsia="Arial" w:hAnsi="Arial"/>
+          <w:rtl/>
+        </w:rPr>
+        <w:t xml:space="preserve"> פאנל Ask ARI הוא ההדגמה של אותה החלטה: הרץ שואל, והתשובה מורכבת מפונקציות שנבדקו ולא מנוסחת על ידי מודל. אם תתווסף בעתיד שכבת מודל שפה, מקומה מעל השכבה הזו ולא במקומה — תפקידה יהיה לזהות באיזו שאלה מדובר, ולעולם לא לייצר את המספרים.</w:t>
+      </w:r>
+    </w:p>
+    <w:p>
+      <w:pPr>
         <w:pStyle w:val="Heading1"/>
         <w:bidi/>
         <w:spacing w:after="120" w:before="320"/>
@@ -3076,14 +3122,14 @@
           <w:bCs/>
           <w:rtl/>
         </w:rPr>
-        <w:t xml:space="preserve">554 בדיקות אוטומטיות</w:t>
-      </w:r>
-      <w:r>
-        <w:rPr>
-          <w:rFonts w:ascii="Arial" w:cs="Arial" w:eastAsia="Arial" w:hAnsi="Arial"/>
-          <w:rtl/>
-        </w:rPr>
-        <w:t xml:space="preserve"> ב-37 קבצים</w:t>
+        <w:t xml:space="preserve">809 בדיקות אוטומטיות</w:t>
+      </w:r>
+      <w:r>
+        <w:rPr>
+          <w:rFonts w:ascii="Arial" w:cs="Arial" w:eastAsia="Arial" w:hAnsi="Arial"/>
+          <w:rtl/>
+        </w:rPr>
+        <w:t xml:space="preserve"> ב-54 קבצים</w:t>
       </w:r>
     </w:p>
     <w:p>
@@ -3104,7 +3150,7 @@
           <w:bCs/>
           <w:rtl/>
         </w:rPr>
-        <w:t xml:space="preserve">15 מיגרציות</w:t>
+        <w:t xml:space="preserve">19 מיגרציות</w:t>
       </w:r>
       <w:r>
         <w:rPr>
@@ -3140,6 +3186,34 @@
           <w:rtl/>
         </w:rPr>
         <w:t xml:space="preserve"> מקצה לקצה שמצאה ותיקנה 47 ליקויים, כולל פרצת הרשאות</w:t>
+      </w:r>
+    </w:p>
+    <w:p>
+      <w:pPr>
+        <w:pStyle w:val="ListParagraph"/>
+        <w:numPr>
+          <w:ilvl w:val="0"/>
+          <w:numId w:val="2"/>
+        </w:numPr>
+        <w:bidi/>
+        <w:spacing w:after="80" w:line="300"/>
+        <w:jc w:val="right"/>
+      </w:pPr>
+      <w:r>
+        <w:rPr>
+          <w:rFonts w:ascii="Arial" w:cs="Arial" w:eastAsia="Arial" w:hAnsi="Arial"/>
+          <w:b/>
+          <w:bCs/>
+          <w:rtl/>
+        </w:rPr>
+        <w:t xml:space="preserve">ביקורת חישוב</w:t>
+      </w:r>
+      <w:r>
+        <w:rPr>
+          <w:rFonts w:ascii="Arial" w:cs="Arial" w:eastAsia="Arial" w:hAnsi="Arial"/>
+          <w:rtl/>
+        </w:rPr>
+        <w:t xml:space="preserve"> ממוקדת שסרקה את הקוד אחרי מחלקה אחת של טעות — ממוצע של ממוצעים, קצב שממוצע כאילו אינו הופכי, תאריכים בחשבון מילישניות — ומצאה ותיקנה תשע</w:t>
       </w:r>
     </w:p>
     <w:sectPr>
